--- a/러시아 인권변호사/6부/6부_7화_배후_수사.docx
+++ b/러시아 인권변호사/6부/6부_7화_배후_수사.docx
@@ -507,6 +507,154 @@
     </w:p>
     <w:p>
       <w:pPr>
+        <w:spacing w:before="0" w:after="110" w:line="300" w:lineRule="auto"/>
+      </w:pPr>
+      <w:r>
+        <w:rPr>
+          <w:rFonts w:ascii="Times New Roman" w:hAnsi="Times New Roman" w:eastAsia="Malgun Gothic"/>
+          <w:b/>
+          <w:i w:val="0"/>
+          <w:sz w:val="22"/>
+        </w:rPr>
+        <w:t xml:space="preserve">Шабанов: </w:t>
+      </w:r>
+      <w:r>
+        <w:rPr>
+          <w:rFonts w:ascii="Times New Roman" w:hAnsi="Times New Roman" w:eastAsia="Malgun Gothic"/>
+          <w:b w:val="0"/>
+          <w:i/>
+          <w:color w:val="555555"/>
+          <w:sz w:val="22"/>
+        </w:rPr>
+        <w:t>(глухо)</w:t>
+      </w:r>
+      <w:r>
+        <w:rPr>
+          <w:rFonts w:ascii="Times New Roman" w:hAnsi="Times New Roman" w:eastAsia="Malgun Gothic"/>
+          <w:b w:val="0"/>
+          <w:i w:val="0"/>
+          <w:sz w:val="22"/>
+        </w:rPr>
+        <w:t xml:space="preserve"> Я не знал, что там будут люди так близко. Мне сказали — справа, у ограждения, там никто не стоит.</w:t>
+      </w:r>
+    </w:p>
+    <w:p>
+      <w:pPr>
+        <w:spacing w:before="0" w:after="110" w:line="300" w:lineRule="auto"/>
+      </w:pPr>
+      <w:r>
+        <w:rPr>
+          <w:rFonts w:ascii="Times New Roman" w:hAnsi="Times New Roman" w:eastAsia="Malgun Gothic"/>
+          <w:b/>
+          <w:i w:val="0"/>
+          <w:sz w:val="22"/>
+        </w:rPr>
+        <w:t xml:space="preserve">Марченко: </w:t>
+      </w:r>
+      <w:r>
+        <w:rPr>
+          <w:rFonts w:ascii="Times New Roman" w:hAnsi="Times New Roman" w:eastAsia="Malgun Gothic"/>
+          <w:b w:val="0"/>
+          <w:i w:val="0"/>
+          <w:sz w:val="22"/>
+        </w:rPr>
+        <w:t>Кто сказал?</w:t>
+      </w:r>
+    </w:p>
+    <w:p>
+      <w:pPr>
+        <w:spacing w:before="0" w:after="110" w:line="300" w:lineRule="auto"/>
+      </w:pPr>
+      <w:r>
+        <w:rPr>
+          <w:rFonts w:ascii="Times New Roman" w:hAnsi="Times New Roman" w:eastAsia="Malgun Gothic"/>
+          <w:b/>
+          <w:i w:val="0"/>
+          <w:sz w:val="22"/>
+        </w:rPr>
+        <w:t xml:space="preserve">Шабанов: </w:t>
+      </w:r>
+      <w:r>
+        <w:rPr>
+          <w:rFonts w:ascii="Times New Roman" w:hAnsi="Times New Roman" w:eastAsia="Malgun Gothic"/>
+          <w:b w:val="0"/>
+          <w:i w:val="0"/>
+          <w:sz w:val="22"/>
+        </w:rPr>
+        <w:t>Тот же голос. В мессенджере. Схема площадки пришла за два дня, с отметкой.</w:t>
+      </w:r>
+    </w:p>
+    <w:p>
+      <w:pPr>
+        <w:spacing w:before="0" w:after="110" w:line="300" w:lineRule="auto"/>
+      </w:pPr>
+      <w:r>
+        <w:rPr>
+          <w:rFonts w:ascii="Times New Roman" w:hAnsi="Times New Roman" w:eastAsia="Malgun Gothic"/>
+          <w:b/>
+          <w:i w:val="0"/>
+          <w:sz w:val="22"/>
+        </w:rPr>
+        <w:t xml:space="preserve">Марченко: </w:t>
+      </w:r>
+      <w:r>
+        <w:rPr>
+          <w:rFonts w:ascii="Times New Roman" w:hAnsi="Times New Roman" w:eastAsia="Malgun Gothic"/>
+          <w:b w:val="0"/>
+          <w:i w:val="0"/>
+          <w:sz w:val="22"/>
+        </w:rPr>
+        <w:t>Схема у вас сохранилась?</w:t>
+      </w:r>
+    </w:p>
+    <w:p>
+      <w:pPr>
+        <w:spacing w:before="0" w:after="110" w:line="300" w:lineRule="auto"/>
+      </w:pPr>
+      <w:r>
+        <w:rPr>
+          <w:rFonts w:ascii="Times New Roman" w:hAnsi="Times New Roman" w:eastAsia="Malgun Gothic"/>
+          <w:b/>
+          <w:i w:val="0"/>
+          <w:sz w:val="22"/>
+        </w:rPr>
+        <w:t xml:space="preserve">Шабанов: </w:t>
+      </w:r>
+      <w:r>
+        <w:rPr>
+          <w:rFonts w:ascii="Times New Roman" w:hAnsi="Times New Roman" w:eastAsia="Malgun Gothic"/>
+          <w:b w:val="0"/>
+          <w:i w:val="0"/>
+          <w:sz w:val="22"/>
+        </w:rPr>
+        <w:t>Удалил. Как велели.</w:t>
+      </w:r>
+    </w:p>
+    <w:p>
+      <w:pPr>
+        <w:spacing w:before="0" w:after="110" w:line="300" w:lineRule="auto"/>
+      </w:pPr>
+      <w:r>
+        <w:rPr>
+          <w:rFonts w:ascii="Times New Roman" w:hAnsi="Times New Roman" w:eastAsia="Malgun Gothic"/>
+          <w:b/>
+          <w:i w:val="0"/>
+          <w:sz w:val="22"/>
+        </w:rPr>
+        <w:t xml:space="preserve">Гуркин: </w:t>
+      </w:r>
+      <w:r>
+        <w:rPr>
+          <w:rFonts w:ascii="Times New Roman" w:hAnsi="Times New Roman" w:eastAsia="Malgun Gothic"/>
+          <w:b w:val="0"/>
+          <w:i w:val="0"/>
+          <w:sz w:val="22"/>
+        </w:rPr>
+        <w:t>Удалённое тоже где-то хранится. Найдём.</w:t>
+      </w:r>
+    </w:p>
+    <w:p>
+      <w:pPr>
         <w:keepNext/>
         <w:spacing w:before="320" w:after="140"/>
       </w:pPr>
@@ -684,6 +832,98 @@
     </w:p>
     <w:p>
       <w:pPr>
+        <w:spacing w:before="0" w:after="110" w:line="300" w:lineRule="auto"/>
+      </w:pPr>
+      <w:r>
+        <w:rPr>
+          <w:rFonts w:ascii="Times New Roman" w:hAnsi="Times New Roman" w:eastAsia="Malgun Gothic"/>
+          <w:b/>
+          <w:i w:val="0"/>
+          <w:sz w:val="22"/>
+        </w:rPr>
+        <w:t xml:space="preserve">Настя: </w:t>
+      </w:r>
+      <w:r>
+        <w:rPr>
+          <w:rFonts w:ascii="Times New Roman" w:hAnsi="Times New Roman" w:eastAsia="Malgun Gothic"/>
+          <w:b w:val="0"/>
+          <w:i w:val="0"/>
+          <w:sz w:val="22"/>
+        </w:rPr>
+        <w:t>Если это те же кошельки, значит, кто-то держал их все эти годы. Сами по себе кошельки не живут.</w:t>
+      </w:r>
+    </w:p>
+    <w:p>
+      <w:pPr>
+        <w:spacing w:before="0" w:after="110" w:line="300" w:lineRule="auto"/>
+      </w:pPr>
+      <w:r>
+        <w:rPr>
+          <w:rFonts w:ascii="Times New Roman" w:hAnsi="Times New Roman" w:eastAsia="Malgun Gothic"/>
+          <w:b/>
+          <w:i w:val="0"/>
+          <w:sz w:val="22"/>
+        </w:rPr>
+        <w:t xml:space="preserve">Вениамин: </w:t>
+      </w:r>
+      <w:r>
+        <w:rPr>
+          <w:rFonts w:ascii="Times New Roman" w:hAnsi="Times New Roman" w:eastAsia="Malgun Gothic"/>
+          <w:b w:val="0"/>
+          <w:i w:val="0"/>
+          <w:sz w:val="22"/>
+        </w:rPr>
+        <w:t>Именно. У каждого есть хозяин, даже если он прячется за тремя обменниками. Мне нужно время.</w:t>
+      </w:r>
+    </w:p>
+    <w:p>
+      <w:pPr>
+        <w:spacing w:before="0" w:after="110" w:line="300" w:lineRule="auto"/>
+      </w:pPr>
+      <w:r>
+        <w:rPr>
+          <w:rFonts w:ascii="Times New Roman" w:hAnsi="Times New Roman" w:eastAsia="Malgun Gothic"/>
+          <w:b/>
+          <w:i w:val="0"/>
+          <w:sz w:val="22"/>
+        </w:rPr>
+        <w:t xml:space="preserve">Кирилл: </w:t>
+      </w:r>
+      <w:r>
+        <w:rPr>
+          <w:rFonts w:ascii="Times New Roman" w:hAnsi="Times New Roman" w:eastAsia="Malgun Gothic"/>
+          <w:b w:val="0"/>
+          <w:i w:val="0"/>
+          <w:sz w:val="22"/>
+        </w:rPr>
+        <w:t>Сколько?</w:t>
+      </w:r>
+    </w:p>
+    <w:p>
+      <w:pPr>
+        <w:spacing w:before="0" w:after="110" w:line="300" w:lineRule="auto"/>
+      </w:pPr>
+      <w:r>
+        <w:rPr>
+          <w:rFonts w:ascii="Times New Roman" w:hAnsi="Times New Roman" w:eastAsia="Malgun Gothic"/>
+          <w:b/>
+          <w:i w:val="0"/>
+          <w:sz w:val="22"/>
+        </w:rPr>
+        <w:t xml:space="preserve">Вениамин: </w:t>
+      </w:r>
+      <w:r>
+        <w:rPr>
+          <w:rFonts w:ascii="Times New Roman" w:hAnsi="Times New Roman" w:eastAsia="Malgun Gothic"/>
+          <w:b w:val="0"/>
+          <w:i w:val="0"/>
+          <w:sz w:val="22"/>
+        </w:rPr>
+        <w:t>Дни, а не часы, Кирилл Андреевич. Простите.</w:t>
+      </w:r>
+    </w:p>
+    <w:p>
+      <w:pPr>
         <w:keepNext/>
         <w:spacing w:before="320" w:after="140"/>
       </w:pPr>
@@ -871,6 +1111,98 @@
     </w:p>
     <w:p>
       <w:pPr>
+        <w:spacing w:before="0" w:after="110" w:line="300" w:lineRule="auto"/>
+      </w:pPr>
+      <w:r>
+        <w:rPr>
+          <w:rFonts w:ascii="Times New Roman" w:hAnsi="Times New Roman" w:eastAsia="Malgun Gothic"/>
+          <w:b/>
+          <w:i w:val="0"/>
+          <w:sz w:val="22"/>
+        </w:rPr>
+        <w:t xml:space="preserve">Лёша: </w:t>
+      </w:r>
+      <w:r>
+        <w:rPr>
+          <w:rFonts w:ascii="Times New Roman" w:hAnsi="Times New Roman" w:eastAsia="Malgun Gothic"/>
+          <w:b w:val="0"/>
+          <w:i w:val="0"/>
+          <w:sz w:val="22"/>
+        </w:rPr>
+        <w:t>Врачи разрешают вам работать?</w:t>
+      </w:r>
+    </w:p>
+    <w:p>
+      <w:pPr>
+        <w:spacing w:before="0" w:after="110" w:line="300" w:lineRule="auto"/>
+      </w:pPr>
+      <w:r>
+        <w:rPr>
+          <w:rFonts w:ascii="Times New Roman" w:hAnsi="Times New Roman" w:eastAsia="Malgun Gothic"/>
+          <w:b/>
+          <w:i w:val="0"/>
+          <w:sz w:val="22"/>
+        </w:rPr>
+        <w:t xml:space="preserve">Ирина: </w:t>
+      </w:r>
+      <w:r>
+        <w:rPr>
+          <w:rFonts w:ascii="Times New Roman" w:hAnsi="Times New Roman" w:eastAsia="Malgun Gothic"/>
+          <w:b w:val="0"/>
+          <w:i w:val="0"/>
+          <w:sz w:val="22"/>
+        </w:rPr>
+        <w:t>Врачи разрешают мне лежать. Работать я разрешаю себе сама.</w:t>
+      </w:r>
+    </w:p>
+    <w:p>
+      <w:pPr>
+        <w:spacing w:before="0" w:after="110" w:line="300" w:lineRule="auto"/>
+      </w:pPr>
+      <w:r>
+        <w:rPr>
+          <w:rFonts w:ascii="Times New Roman" w:hAnsi="Times New Roman" w:eastAsia="Malgun Gothic"/>
+          <w:b/>
+          <w:i w:val="0"/>
+          <w:sz w:val="22"/>
+        </w:rPr>
+        <w:t xml:space="preserve">Лёша: </w:t>
+      </w:r>
+      <w:r>
+        <w:rPr>
+          <w:rFonts w:ascii="Times New Roman" w:hAnsi="Times New Roman" w:eastAsia="Malgun Gothic"/>
+          <w:b w:val="0"/>
+          <w:i w:val="0"/>
+          <w:sz w:val="22"/>
+        </w:rPr>
+        <w:t>Ирина…</w:t>
+      </w:r>
+    </w:p>
+    <w:p>
+      <w:pPr>
+        <w:spacing w:before="0" w:after="110" w:line="300" w:lineRule="auto"/>
+      </w:pPr>
+      <w:r>
+        <w:rPr>
+          <w:rFonts w:ascii="Times New Roman" w:hAnsi="Times New Roman" w:eastAsia="Malgun Gothic"/>
+          <w:b/>
+          <w:i w:val="0"/>
+          <w:sz w:val="22"/>
+        </w:rPr>
+        <w:t xml:space="preserve">Ирина: </w:t>
+      </w:r>
+      <w:r>
+        <w:rPr>
+          <w:rFonts w:ascii="Times New Roman" w:hAnsi="Times New Roman" w:eastAsia="Malgun Gothic"/>
+          <w:b w:val="0"/>
+          <w:i w:val="0"/>
+          <w:sz w:val="22"/>
+        </w:rPr>
+        <w:t>Алексей Николаевич, если я буду лежать и молчать, я буду слушать тот звук. Присылайте документы. Это лучше снотворного.</w:t>
+      </w:r>
+    </w:p>
+    <w:p>
+      <w:pPr>
         <w:keepNext/>
         <w:spacing w:before="320" w:after="140"/>
       </w:pPr>
@@ -979,6 +1311,154 @@
     </w:p>
     <w:p>
       <w:pPr>
+        <w:spacing w:before="0" w:after="110" w:line="300" w:lineRule="auto"/>
+      </w:pPr>
+      <w:r>
+        <w:rPr>
+          <w:rFonts w:ascii="Times New Roman" w:hAnsi="Times New Roman" w:eastAsia="Malgun Gothic"/>
+          <w:b/>
+          <w:i w:val="0"/>
+          <w:sz w:val="22"/>
+        </w:rPr>
+        <w:t xml:space="preserve">Гуркин: </w:t>
+      </w:r>
+      <w:r>
+        <w:rPr>
+          <w:rFonts w:ascii="Times New Roman" w:hAnsi="Times New Roman" w:eastAsia="Malgun Gothic"/>
+          <w:b w:val="0"/>
+          <w:i w:val="0"/>
+          <w:sz w:val="22"/>
+        </w:rPr>
+        <w:t>И ещё одно. Если понадобится, могу на время кампании расширить полномочия моих людей. Проверки на площадках, доступ к переписке подозреваемых без лишней волокиты.</w:t>
+      </w:r>
+    </w:p>
+    <w:p>
+      <w:pPr>
+        <w:spacing w:before="0" w:after="110" w:line="300" w:lineRule="auto"/>
+      </w:pPr>
+      <w:r>
+        <w:rPr>
+          <w:rFonts w:ascii="Times New Roman" w:hAnsi="Times New Roman" w:eastAsia="Malgun Gothic"/>
+          <w:b/>
+          <w:i w:val="0"/>
+          <w:sz w:val="22"/>
+        </w:rPr>
+        <w:t xml:space="preserve">Лёша: </w:t>
+      </w:r>
+      <w:r>
+        <w:rPr>
+          <w:rFonts w:ascii="Times New Roman" w:hAnsi="Times New Roman" w:eastAsia="Malgun Gothic"/>
+          <w:b w:val="0"/>
+          <w:i/>
+          <w:color w:val="555555"/>
+          <w:sz w:val="22"/>
+        </w:rPr>
+        <w:t>(пауза)</w:t>
+      </w:r>
+      <w:r>
+        <w:rPr>
+          <w:rFonts w:ascii="Times New Roman" w:hAnsi="Times New Roman" w:eastAsia="Malgun Gothic"/>
+          <w:b w:val="0"/>
+          <w:i w:val="0"/>
+          <w:sz w:val="22"/>
+        </w:rPr>
+        <w:t xml:space="preserve"> Нет.</w:t>
+      </w:r>
+    </w:p>
+    <w:p>
+      <w:pPr>
+        <w:spacing w:before="0" w:after="110" w:line="300" w:lineRule="auto"/>
+      </w:pPr>
+      <w:r>
+        <w:rPr>
+          <w:rFonts w:ascii="Times New Roman" w:hAnsi="Times New Roman" w:eastAsia="Malgun Gothic"/>
+          <w:b/>
+          <w:i w:val="0"/>
+          <w:sz w:val="22"/>
+        </w:rPr>
+        <w:t xml:space="preserve">Гуркин: </w:t>
+      </w:r>
+      <w:r>
+        <w:rPr>
+          <w:rFonts w:ascii="Times New Roman" w:hAnsi="Times New Roman" w:eastAsia="Malgun Gothic"/>
+          <w:b w:val="0"/>
+          <w:i w:val="0"/>
+          <w:sz w:val="22"/>
+        </w:rPr>
+        <w:t>Алексей Николаевич, после теракта никто бы не возразил.</w:t>
+      </w:r>
+    </w:p>
+    <w:p>
+      <w:pPr>
+        <w:spacing w:before="0" w:after="110" w:line="300" w:lineRule="auto"/>
+      </w:pPr>
+      <w:r>
+        <w:rPr>
+          <w:rFonts w:ascii="Times New Roman" w:hAnsi="Times New Roman" w:eastAsia="Malgun Gothic"/>
+          <w:b/>
+          <w:i w:val="0"/>
+          <w:sz w:val="22"/>
+        </w:rPr>
+        <w:t xml:space="preserve">Лёша: </w:t>
+      </w:r>
+      <w:r>
+        <w:rPr>
+          <w:rFonts w:ascii="Times New Roman" w:hAnsi="Times New Roman" w:eastAsia="Malgun Gothic"/>
+          <w:b w:val="0"/>
+          <w:i w:val="0"/>
+          <w:sz w:val="22"/>
+        </w:rPr>
+        <w:t>Вот поэтому и нет. Всё через суд, как раньше. Если закону не хватает скорости — ускоряйте суд, а не обходите его.</w:t>
+      </w:r>
+    </w:p>
+    <w:p>
+      <w:pPr>
+        <w:spacing w:before="0" w:after="110" w:line="300" w:lineRule="auto"/>
+      </w:pPr>
+      <w:r>
+        <w:rPr>
+          <w:rFonts w:ascii="Times New Roman" w:hAnsi="Times New Roman" w:eastAsia="Malgun Gothic"/>
+          <w:b/>
+          <w:i w:val="0"/>
+          <w:sz w:val="22"/>
+        </w:rPr>
+        <w:t xml:space="preserve">Гуркин: </w:t>
+      </w:r>
+      <w:r>
+        <w:rPr>
+          <w:rFonts w:ascii="Times New Roman" w:hAnsi="Times New Roman" w:eastAsia="Malgun Gothic"/>
+          <w:b w:val="0"/>
+          <w:i w:val="0"/>
+          <w:sz w:val="22"/>
+        </w:rPr>
+        <w:t>Понял. Хотя, признаюсь, ожидал другого ответа.</w:t>
+      </w:r>
+    </w:p>
+    <w:p>
+      <w:pPr>
+        <w:spacing w:before="0" w:after="110" w:line="300" w:lineRule="auto"/>
+      </w:pPr>
+      <w:r>
+        <w:rPr>
+          <w:rFonts w:ascii="Times New Roman" w:hAnsi="Times New Roman" w:eastAsia="Malgun Gothic"/>
+          <w:b/>
+          <w:i w:val="0"/>
+          <w:sz w:val="22"/>
+        </w:rPr>
+        <w:t xml:space="preserve">Лёша: </w:t>
+      </w:r>
+      <w:r>
+        <w:rPr>
+          <w:rFonts w:ascii="Times New Roman" w:hAnsi="Times New Roman" w:eastAsia="Malgun Gothic"/>
+          <w:b w:val="0"/>
+          <w:i w:val="0"/>
+          <w:sz w:val="22"/>
+        </w:rPr>
+        <w:t>Я, признаюсь, тоже. Три дня назад я бы, наверное, согласился.</w:t>
+      </w:r>
+    </w:p>
+    <w:p>
+      <w:pPr>
         <w:keepNext/>
         <w:spacing w:before="320" w:after="140"/>
       </w:pPr>
@@ -1489,7 +1969,7 @@
           <w:i w:val="0"/>
           <w:sz w:val="22"/>
         </w:rPr>
-        <w:t>Помните крыловскую басню? «За что же, не боясь греха, Кукушка хвалит Петуха? За то, что хвалит он Кукушку». Фонд хвалит Ковальчука, Ковальчук — «стабильность», а стабильность — это ровно то, что нужно фонду.</w:t>
+        <w:t>Круг замкнутый. Фонд даёт деньги Ковальчуку, Ковальчук обещает «стабильность», а стабильность — ровно то, что нужно людям, которые стоят за фондом.</w:t>
       </w:r>
     </w:p>
     <w:p>
@@ -1598,76 +2078,7 @@
           <w:i w:val="0"/>
           <w:sz w:val="22"/>
         </w:rPr>
-        <w:t xml:space="preserve">Ирина: </w:t>
-      </w:r>
-      <w:r>
-        <w:rPr>
-          <w:rFonts w:ascii="Times New Roman" w:hAnsi="Times New Roman" w:eastAsia="Malgun Gothic"/>
-          <w:b w:val="0"/>
-          <w:i w:val="0"/>
-          <w:sz w:val="22"/>
-        </w:rPr>
-        <w:t>Не такой уж трудный, если подумать. Правда остаётся правдой независимо от предвыборного календаря. Солженицын назвал это просто: «Жить не по лжи».</w:t>
-      </w:r>
-    </w:p>
-    <w:p>
-      <w:pPr>
-        <w:spacing w:before="0" w:after="110" w:line="300" w:lineRule="auto"/>
-      </w:pPr>
-      <w:r>
-        <w:rPr>
-          <w:rFonts w:ascii="Times New Roman" w:hAnsi="Times New Roman" w:eastAsia="Malgun Gothic"/>
-          <w:b/>
-          <w:i w:val="0"/>
-          <w:sz w:val="22"/>
-        </w:rPr>
-        <w:t xml:space="preserve">Лёша: </w:t>
-      </w:r>
-      <w:r>
-        <w:rPr>
-          <w:rFonts w:ascii="Times New Roman" w:hAnsi="Times New Roman" w:eastAsia="Malgun Gothic"/>
-          <w:b w:val="0"/>
-          <w:i w:val="0"/>
-          <w:sz w:val="22"/>
-        </w:rPr>
-        <w:t>Он имел в виду не публиковать ложь. А не молчать о правде.</w:t>
-      </w:r>
-    </w:p>
-    <w:p>
-      <w:pPr>
-        <w:spacing w:before="0" w:after="110" w:line="300" w:lineRule="auto"/>
-      </w:pPr>
-      <w:r>
-        <w:rPr>
-          <w:rFonts w:ascii="Times New Roman" w:hAnsi="Times New Roman" w:eastAsia="Malgun Gothic"/>
-          <w:b/>
-          <w:i w:val="0"/>
-          <w:sz w:val="22"/>
-        </w:rPr>
-        <w:t xml:space="preserve">Ирина: </w:t>
-      </w:r>
-      <w:r>
-        <w:rPr>
-          <w:rFonts w:ascii="Times New Roman" w:hAnsi="Times New Roman" w:eastAsia="Malgun Gothic"/>
-          <w:b w:val="0"/>
-          <w:i w:val="0"/>
-          <w:sz w:val="22"/>
-        </w:rPr>
-        <w:t>Это одно и то же, Алексей Николаевич. Если молчишь, когда знаешь, ты уже немного живёшь по лжи.</w:t>
-      </w:r>
-    </w:p>
-    <w:p>
-      <w:pPr>
-        <w:spacing w:before="0" w:after="110" w:line="300" w:lineRule="auto"/>
-      </w:pPr>
-      <w:r>
-        <w:rPr>
-          <w:rFonts w:ascii="Times New Roman" w:hAnsi="Times New Roman" w:eastAsia="Malgun Gothic"/>
-          <w:b/>
-          <w:i w:val="0"/>
-          <w:sz w:val="22"/>
-        </w:rPr>
-        <w:t xml:space="preserve">Лёша: </w:t>
+        <w:t xml:space="preserve">Гребенщиков: </w:t>
       </w:r>
       <w:r>
         <w:rPr>
@@ -1677,6 +2088,154 @@
           <w:color w:val="555555"/>
           <w:sz w:val="22"/>
         </w:rPr>
+        <w:t>(входя)</w:t>
+      </w:r>
+      <w:r>
+        <w:rPr>
+          <w:rFonts w:ascii="Times New Roman" w:hAnsi="Times New Roman" w:eastAsia="Malgun Gothic"/>
+          <w:b w:val="0"/>
+          <w:i w:val="0"/>
+          <w:sz w:val="22"/>
+        </w:rPr>
+        <w:t xml:space="preserve"> С точки зрения кампании публиковать выгодно, Алексей Николаевич. Именно поэтому это опасно: все решат, что мы публикуем из выгоды.</w:t>
+      </w:r>
+    </w:p>
+    <w:p>
+      <w:pPr>
+        <w:spacing w:before="0" w:after="110" w:line="300" w:lineRule="auto"/>
+      </w:pPr>
+      <w:r>
+        <w:rPr>
+          <w:rFonts w:ascii="Times New Roman" w:hAnsi="Times New Roman" w:eastAsia="Malgun Gothic"/>
+          <w:b/>
+          <w:i w:val="0"/>
+          <w:sz w:val="22"/>
+        </w:rPr>
+        <w:t xml:space="preserve">Лёша: </w:t>
+      </w:r>
+      <w:r>
+        <w:rPr>
+          <w:rFonts w:ascii="Times New Roman" w:hAnsi="Times New Roman" w:eastAsia="Malgun Gothic"/>
+          <w:b w:val="0"/>
+          <w:i w:val="0"/>
+          <w:sz w:val="22"/>
+        </w:rPr>
+        <w:t>А вы сами что решите, Анатолий Викторович?</w:t>
+      </w:r>
+    </w:p>
+    <w:p>
+      <w:pPr>
+        <w:spacing w:before="0" w:after="110" w:line="300" w:lineRule="auto"/>
+      </w:pPr>
+      <w:r>
+        <w:rPr>
+          <w:rFonts w:ascii="Times New Roman" w:hAnsi="Times New Roman" w:eastAsia="Malgun Gothic"/>
+          <w:b/>
+          <w:i w:val="0"/>
+          <w:sz w:val="22"/>
+        </w:rPr>
+        <w:t xml:space="preserve">Гребенщиков: </w:t>
+      </w:r>
+      <w:r>
+        <w:rPr>
+          <w:rFonts w:ascii="Times New Roman" w:hAnsi="Times New Roman" w:eastAsia="Malgun Gothic"/>
+          <w:b w:val="0"/>
+          <w:i w:val="0"/>
+          <w:sz w:val="22"/>
+        </w:rPr>
+        <w:t>Я решу, что вы опять поступите так, как считаете правильным, а мне опять придётся это объяснять.</w:t>
+      </w:r>
+    </w:p>
+    <w:p>
+      <w:pPr>
+        <w:spacing w:before="0" w:after="110" w:line="300" w:lineRule="auto"/>
+      </w:pPr>
+      <w:r>
+        <w:rPr>
+          <w:rFonts w:ascii="Times New Roman" w:hAnsi="Times New Roman" w:eastAsia="Malgun Gothic"/>
+          <w:b/>
+          <w:i w:val="0"/>
+          <w:sz w:val="22"/>
+        </w:rPr>
+        <w:t xml:space="preserve">Ирина: </w:t>
+      </w:r>
+      <w:r>
+        <w:rPr>
+          <w:rFonts w:ascii="Times New Roman" w:hAnsi="Times New Roman" w:eastAsia="Malgun Gothic"/>
+          <w:b w:val="0"/>
+          <w:i w:val="0"/>
+          <w:sz w:val="22"/>
+        </w:rPr>
+        <w:t>Не такой уж трудный, если подумать. Правда остаётся правдой независимо от предвыборного календаря. Солженицын назвал это просто: «Жить не по лжи».</w:t>
+      </w:r>
+    </w:p>
+    <w:p>
+      <w:pPr>
+        <w:spacing w:before="0" w:after="110" w:line="300" w:lineRule="auto"/>
+      </w:pPr>
+      <w:r>
+        <w:rPr>
+          <w:rFonts w:ascii="Times New Roman" w:hAnsi="Times New Roman" w:eastAsia="Malgun Gothic"/>
+          <w:b/>
+          <w:i w:val="0"/>
+          <w:sz w:val="22"/>
+        </w:rPr>
+        <w:t xml:space="preserve">Лёша: </w:t>
+      </w:r>
+      <w:r>
+        <w:rPr>
+          <w:rFonts w:ascii="Times New Roman" w:hAnsi="Times New Roman" w:eastAsia="Malgun Gothic"/>
+          <w:b w:val="0"/>
+          <w:i w:val="0"/>
+          <w:sz w:val="22"/>
+        </w:rPr>
+        <w:t>Он имел в виду не публиковать ложь. А не молчать о правде.</w:t>
+      </w:r>
+    </w:p>
+    <w:p>
+      <w:pPr>
+        <w:spacing w:before="0" w:after="110" w:line="300" w:lineRule="auto"/>
+      </w:pPr>
+      <w:r>
+        <w:rPr>
+          <w:rFonts w:ascii="Times New Roman" w:hAnsi="Times New Roman" w:eastAsia="Malgun Gothic"/>
+          <w:b/>
+          <w:i w:val="0"/>
+          <w:sz w:val="22"/>
+        </w:rPr>
+        <w:t xml:space="preserve">Ирина: </w:t>
+      </w:r>
+      <w:r>
+        <w:rPr>
+          <w:rFonts w:ascii="Times New Roman" w:hAnsi="Times New Roman" w:eastAsia="Malgun Gothic"/>
+          <w:b w:val="0"/>
+          <w:i w:val="0"/>
+          <w:sz w:val="22"/>
+        </w:rPr>
+        <w:t>Это одно и то же, Алексей Николаевич. Если молчишь, когда знаешь, ты уже немного живёшь по лжи.</w:t>
+      </w:r>
+    </w:p>
+    <w:p>
+      <w:pPr>
+        <w:spacing w:before="0" w:after="110" w:line="300" w:lineRule="auto"/>
+      </w:pPr>
+      <w:r>
+        <w:rPr>
+          <w:rFonts w:ascii="Times New Roman" w:hAnsi="Times New Roman" w:eastAsia="Malgun Gothic"/>
+          <w:b/>
+          <w:i w:val="0"/>
+          <w:sz w:val="22"/>
+        </w:rPr>
+        <w:t xml:space="preserve">Лёша: </w:t>
+      </w:r>
+      <w:r>
+        <w:rPr>
+          <w:rFonts w:ascii="Times New Roman" w:hAnsi="Times New Roman" w:eastAsia="Malgun Gothic"/>
+          <w:b w:val="0"/>
+          <w:i/>
+          <w:color w:val="555555"/>
+          <w:sz w:val="22"/>
+        </w:rPr>
         <w:t>(пауза)</w:t>
       </w:r>
       <w:r>
@@ -2114,6 +2673,75 @@
     </w:p>
     <w:p>
       <w:pPr>
+        <w:spacing w:before="0" w:after="110" w:line="300" w:lineRule="auto"/>
+      </w:pPr>
+      <w:r>
+        <w:rPr>
+          <w:rFonts w:ascii="Times New Roman" w:hAnsi="Times New Roman" w:eastAsia="Malgun Gothic"/>
+          <w:b/>
+          <w:i w:val="0"/>
+          <w:sz w:val="22"/>
+        </w:rPr>
+        <w:t xml:space="preserve">Катя: </w:t>
+      </w:r>
+      <w:r>
+        <w:rPr>
+          <w:rFonts w:ascii="Times New Roman" w:hAnsi="Times New Roman" w:eastAsia="Malgun Gothic"/>
+          <w:b w:val="0"/>
+          <w:i w:val="0"/>
+          <w:sz w:val="22"/>
+        </w:rPr>
+        <w:t>Ирина, вы понимаете, что Алексей Николаевич будет смотреть на ваш экран чаще, чем на Ковальчука?</w:t>
+      </w:r>
+    </w:p>
+    <w:p>
+      <w:pPr>
+        <w:spacing w:before="0" w:after="110" w:line="300" w:lineRule="auto"/>
+      </w:pPr>
+      <w:r>
+        <w:rPr>
+          <w:rFonts w:ascii="Times New Roman" w:hAnsi="Times New Roman" w:eastAsia="Malgun Gothic"/>
+          <w:b/>
+          <w:i w:val="0"/>
+          <w:sz w:val="22"/>
+        </w:rPr>
+        <w:t xml:space="preserve">Ирина: </w:t>
+      </w:r>
+      <w:r>
+        <w:rPr>
+          <w:rFonts w:ascii="Times New Roman" w:hAnsi="Times New Roman" w:eastAsia="Malgun Gothic"/>
+          <w:b w:val="0"/>
+          <w:i w:val="0"/>
+          <w:sz w:val="22"/>
+        </w:rPr>
+        <w:t>Тогда я буду выключать камеру, когда он отвлекается. Договорились, Екатерина Ивановна?</w:t>
+      </w:r>
+    </w:p>
+    <w:p>
+      <w:pPr>
+        <w:spacing w:before="0" w:after="110" w:line="300" w:lineRule="auto"/>
+      </w:pPr>
+      <w:r>
+        <w:rPr>
+          <w:rFonts w:ascii="Times New Roman" w:hAnsi="Times New Roman" w:eastAsia="Malgun Gothic"/>
+          <w:b/>
+          <w:i w:val="0"/>
+          <w:sz w:val="22"/>
+        </w:rPr>
+        <w:t xml:space="preserve">Катя: </w:t>
+      </w:r>
+      <w:r>
+        <w:rPr>
+          <w:rFonts w:ascii="Times New Roman" w:hAnsi="Times New Roman" w:eastAsia="Malgun Gothic"/>
+          <w:b w:val="0"/>
+          <w:i w:val="0"/>
+          <w:sz w:val="22"/>
+        </w:rPr>
+        <w:t>Договорились. Хотя, по-моему, вы плохо представляете, с кем договариваетесь.</w:t>
+      </w:r>
+    </w:p>
+    <w:p>
+      <w:pPr>
         <w:keepNext/>
         <w:spacing w:before="320" w:after="140"/>
       </w:pPr>
@@ -2254,6 +2882,94 @@
           <w:i w:val="0"/>
           <w:sz w:val="22"/>
         </w:rPr>
+        <w:t xml:space="preserve">Настя: </w:t>
+      </w:r>
+      <w:r>
+        <w:rPr>
+          <w:rFonts w:ascii="Times New Roman" w:hAnsi="Times New Roman" w:eastAsia="Malgun Gothic"/>
+          <w:b w:val="0"/>
+          <w:i w:val="0"/>
+          <w:sz w:val="22"/>
+        </w:rPr>
+        <w:t>Помнишь, как она нас называла, Кирилл? «Дети». Каждый раз, когда мы спорили при клиентах.</w:t>
+      </w:r>
+    </w:p>
+    <w:p>
+      <w:pPr>
+        <w:spacing w:before="0" w:after="110" w:line="300" w:lineRule="auto"/>
+      </w:pPr>
+      <w:r>
+        <w:rPr>
+          <w:rFonts w:ascii="Times New Roman" w:hAnsi="Times New Roman" w:eastAsia="Malgun Gothic"/>
+          <w:b/>
+          <w:i w:val="0"/>
+          <w:sz w:val="22"/>
+        </w:rPr>
+        <w:t xml:space="preserve">Кирилл: </w:t>
+      </w:r>
+      <w:r>
+        <w:rPr>
+          <w:rFonts w:ascii="Times New Roman" w:hAnsi="Times New Roman" w:eastAsia="Malgun Gothic"/>
+          <w:b w:val="0"/>
+          <w:i w:val="0"/>
+          <w:sz w:val="22"/>
+        </w:rPr>
+        <w:t xml:space="preserve">И «голубки», когда не спорили. </w:t>
+      </w:r>
+      <w:r>
+        <w:rPr>
+          <w:rFonts w:ascii="Times New Roman" w:hAnsi="Times New Roman" w:eastAsia="Malgun Gothic"/>
+          <w:b w:val="0"/>
+          <w:i/>
+          <w:color w:val="555555"/>
+          <w:sz w:val="22"/>
+        </w:rPr>
+        <w:t>(пауза)</w:t>
+      </w:r>
+      <w:r>
+        <w:rPr>
+          <w:rFonts w:ascii="Times New Roman" w:hAnsi="Times New Roman" w:eastAsia="Malgun Gothic"/>
+          <w:b w:val="0"/>
+          <w:i w:val="0"/>
+          <w:sz w:val="22"/>
+        </w:rPr>
+        <w:t xml:space="preserve"> Больше так никто не скажет.</w:t>
+      </w:r>
+    </w:p>
+    <w:p>
+      <w:pPr>
+        <w:spacing w:before="0" w:after="110" w:line="300" w:lineRule="auto"/>
+      </w:pPr>
+      <w:r>
+        <w:rPr>
+          <w:rFonts w:ascii="Times New Roman" w:hAnsi="Times New Roman" w:eastAsia="Malgun Gothic"/>
+          <w:b/>
+          <w:i w:val="0"/>
+          <w:sz w:val="22"/>
+        </w:rPr>
+        <w:t xml:space="preserve">Вениамин: </w:t>
+      </w:r>
+      <w:r>
+        <w:rPr>
+          <w:rFonts w:ascii="Times New Roman" w:hAnsi="Times New Roman" w:eastAsia="Malgun Gothic"/>
+          <w:b w:val="0"/>
+          <w:i w:val="0"/>
+          <w:sz w:val="22"/>
+        </w:rPr>
+        <w:t>Скажут, Кирилл Андреевич. Я буду. Хотя у меня выйдет не так убедительно.</w:t>
+      </w:r>
+    </w:p>
+    <w:p>
+      <w:pPr>
+        <w:spacing w:before="0" w:after="110" w:line="300" w:lineRule="auto"/>
+      </w:pPr>
+      <w:r>
+        <w:rPr>
+          <w:rFonts w:ascii="Times New Roman" w:hAnsi="Times New Roman" w:eastAsia="Malgun Gothic"/>
+          <w:b/>
+          <w:i w:val="0"/>
+          <w:sz w:val="22"/>
+        </w:rPr>
         <w:t xml:space="preserve">Кирилл: </w:t>
       </w:r>
       <w:r>
@@ -2399,6 +3115,52 @@
     </w:p>
     <w:p>
       <w:pPr>
+        <w:spacing w:before="0" w:after="110" w:line="300" w:lineRule="auto"/>
+      </w:pPr>
+      <w:r>
+        <w:rPr>
+          <w:rFonts w:ascii="Times New Roman" w:hAnsi="Times New Roman" w:eastAsia="Malgun Gothic"/>
+          <w:b/>
+          <w:i w:val="0"/>
+          <w:sz w:val="22"/>
+        </w:rPr>
+        <w:t xml:space="preserve">Лёша: </w:t>
+      </w:r>
+      <w:r>
+        <w:rPr>
+          <w:rFonts w:ascii="Times New Roman" w:hAnsi="Times New Roman" w:eastAsia="Malgun Gothic"/>
+          <w:b w:val="0"/>
+          <w:i w:val="0"/>
+          <w:sz w:val="22"/>
+        </w:rPr>
+        <w:t>Терпения у меня сейчас меньше всего.</w:t>
+      </w:r>
+    </w:p>
+    <w:p>
+      <w:pPr>
+        <w:spacing w:before="0" w:after="110" w:line="300" w:lineRule="auto"/>
+      </w:pPr>
+      <w:r>
+        <w:rPr>
+          <w:rFonts w:ascii="Times New Roman" w:hAnsi="Times New Roman" w:eastAsia="Malgun Gothic"/>
+          <w:b/>
+          <w:i w:val="0"/>
+          <w:sz w:val="22"/>
+        </w:rPr>
+        <w:t xml:space="preserve">Марченко: </w:t>
+      </w:r>
+      <w:r>
+        <w:rPr>
+          <w:rFonts w:ascii="Times New Roman" w:hAnsi="Times New Roman" w:eastAsia="Malgun Gothic"/>
+          <w:b w:val="0"/>
+          <w:i w:val="0"/>
+          <w:sz w:val="22"/>
+        </w:rPr>
+        <w:t>Знаю. Поэтому терпеть буду я. Сколько верёвочке ни виться, а конец будет, Алексей Николаевич. Моя работа — дождаться конца, а не дёргать за верёвку раньше времени.</w:t>
+      </w:r>
+    </w:p>
+    <w:p>
+      <w:pPr>
         <w:keepNext/>
         <w:spacing w:before="320" w:after="140"/>
       </w:pPr>
@@ -2588,7 +3350,7 @@
           <w:i w:val="0"/>
           <w:sz w:val="22"/>
         </w:rPr>
-        <w:t>Крылов, «Кукушка и Петух» (мораль басни): «За что же, не боясь греха, / Кукушка хвалит Петуха? / За то, что хвалит он Кукушку»</w:t>
+        <w:t>Солженицын, «Жить не по лжи» (заглавие эссе): «Жить не по лжи»</w:t>
       </w:r>
       <w:r>
         <w:rPr>
@@ -2597,7 +3359,7 @@
           <w:i w:val="0"/>
           <w:sz w:val="22"/>
         </w:rPr>
-        <w:t xml:space="preserve"> — 한국어 해설: 우화의 교훈 부분. 나스탸가 구체제 인맥의 재단과 코발추크의 "안정" 공약이 서로를 떠받치는 공생 관계를 이 구절로 요약한다. 청이 두 캠프를 같은 방식으로 감사해 '표 나란히 놓기'를 택하는 장면과 맞물린다 (장면 8).</w:t>
+        <w:t xml:space="preserve"> — 한국어 해설: 솔제니친의 1974년 에세이 제목. 선거 직전 공개가 정치 공세로 보일까 망설이는 료샤에게 이리나가 인용하며, 알면서 침묵하는 것도 거짓에 가담하는 것이라고 말해 공개 결단을 이끈다 (장면 9).</w:t>
       </w:r>
     </w:p>
     <w:p>
@@ -2611,7 +3373,7 @@
           <w:i w:val="0"/>
           <w:sz w:val="22"/>
         </w:rPr>
-        <w:t>Солженицын, «Жить не по лжи» (заглавие эссе): «Жить не по лжи»</w:t>
+        <w:t>Русская пословица: «Сколько верёвочке ни виться, а конец будет»</w:t>
       </w:r>
       <w:r>
         <w:rPr>
@@ -2620,7 +3382,7 @@
           <w:i w:val="0"/>
           <w:sz w:val="22"/>
         </w:rPr>
-        <w:t xml:space="preserve"> — 한국어 해설: 솔제니친의 1974년 에세이 제목. 선거 직전 공개가 정치 공세로 보일까 망설이는 료샤에게 이리나가 인용하며, 알면서 침묵하는 것도 거짓에 가담하는 것이라고 말해 공개 결단을 이끈다 (장면 9).</w:t>
+        <w:t xml:space="preserve"> — 한국어 해설: 아무리 오래 숨겨도 결국 끝이 드러난다는 뜻의 널리 쓰이는 속담. 조급해하는 료샤에게 수사관 마르첸코가 건네며, 배후를 서둘러 캐내기보다 끝까지 기다리는 것이 수사관의 일이라고 말한다. 최종 의뢰인이 밝혀지지 않은 채 남는 6부의 수사와 료샤의 복수심을 절제시키는 장치다 (장면 14).</w:t>
       </w:r>
     </w:p>
     <w:p>

--- a/러시아 인권변호사/6부/6부_7화_배후_수사.docx
+++ b/러시아 인권변호사/6부/6부_7화_배후_수사.docx
@@ -36,7 +36,7 @@
           <w:i w:val="0"/>
           <w:sz w:val="22"/>
         </w:rPr>
-        <w:t>수사관 올레그 마르첸코(테러 수사 책임자, 이리나와 무관) / 알렉세이 “료샤” 오를로프(대통령, 재선 후보) / 이리나 올레고브나 마르첸코(대통령 보좌관, 병원에서 영상통화) / 카탸 리시나(비서실장) / 아나톨리 빅토로비치 그레벤시코프(선거전략가) / 키릴 안드레예비치 스미르노프(국가재정투명성청장) / 아나스타시야(나스탸) 드미트리예브나(투명성청 부청장) / 베니아민 올레고비치 스트레시네프(포렌식 회계사) / 파벨 드미트리예비치 구르킨(크릴로프의 후임 국가보안기관장, 신규) / 테러 실행범 로만 샤바노프(신규) / 아르툠 이고레비치 코발추크(포퓰리스트 후보) / 코발추크 보좌관 / 기자</w:t>
+        <w:t>수사관 올레그 마르첸코(테러 수사 책임자, 이리나와 무관) / 알렉세이 “료샤” 오를로프(대통령, 재선 후보) / 이리나 올레고브나 마르첸코(대통령 보좌관, 병원에서 영상통화) / 카탸 리시나(비서실장) / 아나톨리 빅토로비치 그레벤시코프(선거전략가) / 키릴 안드레예비치 스미르노프(국가재정투명성청장) / 아나스타시야(나스탸) 드미트리예브나(투명성청 부청장) / 베니아민 올레고비치 스트레시네프(포렌식 회계사) / 로디온 드미트리예비치 구르킨(크릴로프의 후임 국가보안기관장, 신규) / 테러 실행범 로만 샤바노프(신규) / 아르툠 이고레비치 코발추크(포퓰리스트 후보) / 코발추크 보좌관 / 기자</w:t>
       </w:r>
     </w:p>
     <w:p>
@@ -1260,7 +1260,7 @@
           <w:i w:val="0"/>
           <w:sz w:val="22"/>
         </w:rPr>
-        <w:t>Никакого дублирования, Павел Дмитриевич. Полная координация. Ведёт дело Марченко, вы обеспечиваете.</w:t>
+        <w:t>Никакого дублирования, Родион Дмитриевич. Полная координация. Ведёт дело Марченко, вы обеспечиваете.</w:t>
       </w:r>
     </w:p>
     <w:p>
@@ -1306,7 +1306,7 @@
           <w:i w:val="0"/>
           <w:sz w:val="22"/>
         </w:rPr>
-        <w:t>Ценю это, Павел Дмитриевич.</w:t>
+        <w:t>Ценю это, Родион Дмитриевич.</w:t>
       </w:r>
     </w:p>
     <w:p>

--- a/러시아 인권변호사/6부/6부_7화_배후_수사.docx
+++ b/러시아 인권변호사/6부/6부_7화_배후_수사.docx
@@ -3382,7 +3382,7 @@
           <w:i w:val="0"/>
           <w:sz w:val="22"/>
         </w:rPr>
-        <w:t xml:space="preserve"> — 한국어 해설: 아무리 오래 숨겨도 결국 끝이 드러난다는 뜻의 널리 쓰이는 속담. 조급해하는 료샤에게 수사관 마르첸코가 건네며, 배후를 서둘러 캐내기보다 끝까지 기다리는 것이 수사관의 일이라고 말한다. 최종 의뢰인이 밝혀지지 않은 채 남는 6부의 수사와 료샤의 복수심을 절제시키는 장치다 (장면 14).</w:t>
+        <w:t xml:space="preserve"> — 한국어 해설: 아무리 오래 숨겨도 결국 끝이 드러난다는 뜻의 속담. 조급해하는 료샤에게 수사관 마르첸코가 건네며, 배후를 서둘러 캐내기보다 끝까지 기다리는 것이 수사관의 일이라고 말한다. 최종 의뢰인이 밝혀지지 않은 채 남는 6부의 수사와 료샤의 복수심을 절제시키는 장치다 (장면 14).</w:t>
       </w:r>
     </w:p>
     <w:p>

--- a/러시아 인권변호사/6부/6부_7화_배후_수사.docx
+++ b/러시아 인권변호사/6부/6부_7화_배후_수사.docx
@@ -36,7 +36,7 @@
           <w:i w:val="0"/>
           <w:sz w:val="22"/>
         </w:rPr>
-        <w:t>수사관 올레그 마르첸코(테러 수사 책임자, 이리나와 무관) / 알렉세이 “료샤” 오를로프(대통령, 재선 후보) / 이리나 올레고브나 마르첸코(대통령 보좌관, 병원에서 영상통화) / 카탸 리시나(비서실장) / 아나톨리 빅토로비치 그레벤시코프(선거전략가) / 키릴 안드레예비치 스미르노프(국가재정투명성청장) / 아나스타시야(나스탸) 드미트리예브나(투명성청 부청장) / 베니아민 올레고비치 스트레시네프(포렌식 회계사) / 로디온 드미트리예비치 구르킨(크릴로프의 후임 국가보안기관장, 신규) / 테러 실행범 로만 샤바노프(신규) / 아르툠 이고레비치 코발추크(포퓰리스트 후보) / 코발추크 보좌관 / 기자</w:t>
+        <w:t>수사관 콘스탄틴 마르첸코(테러 수사 책임자, 이리나와 무관) / 알렉세이 “료샤” 오를로프(대통령, 재선 후보) / 이리나 올레고브나 마르첸코(대통령 보좌관, 병원에서 영상통화) / 카탸 리시나(비서실장) / 아나톨리 빅토로비치 그레벤시코프(선거전략가) / 키릴 안드레예비치 스미르노프(국가재정투명성청장) / 아나스타시야(나스탸) 드미트리예브나(투명성청 부청장) / 베니아민 올레고비치 스트레시네프(포렌식 회계사) / 로디온 드미트리예비치 구르킨(크릴로프의 후임 국가보안기관장, 신규) / 테러 실행범 로만 샤바노프(신규) / 아르툠 이고레비치 코발추크(포퓰리스트 후보) / 코발추크 보좌관 / 기자</w:t>
       </w:r>
     </w:p>
     <w:p>
